--- a/plantillas/plantilla_anexos.docx
+++ b/plantillas/plantilla_anexos.docx
@@ -74,18 +74,6 @@
         </w:rPr>
         <w:t>{{DESCRIPCION_SERVICIO}}</w:t>
       </w:r>
-    </w:p>
-    <w:p>
-      <w:pPr>
-        <w:widowControl/>
-        <w:autoSpaceDE/>
-        <w:autoSpaceDN/>
-        <w:spacing w:after="200" w:line="276" w:lineRule="auto"/>
-        <w:rPr>
-          <w:bCs/>
-          <w:iCs/>
-        </w:rPr>
-      </w:pPr>
     </w:p>
     <w:p>
       <w:pPr>
@@ -243,15 +231,7 @@
               </w:rPr>
             </w:pPr>
             <w:r>
-              <w:t>S/{{MONTO</w:t>
-            </w:r>
-            <w:proofErr w:type="gramStart"/>
-            <w:r>
-              <w:t>}}(</w:t>
-            </w:r>
-            <w:proofErr w:type="gramEnd"/>
-            <w:r>
-              <w:t>{{MONTO_EN_LETRAS}})</w:t>
+              <w:t>S/{{MONTO}}({{MONTO_EN_LETRAS}})</w:t>
             </w:r>
           </w:p>
         </w:tc>
@@ -788,23 +768,7 @@
           <w:rFonts w:ascii="Arial" w:hAnsi="Arial" w:cs="Arial"/>
           <w:lang w:val="es-PE"/>
         </w:rPr>
-        <w:t xml:space="preserve">Por medio del presente, hago llegar mi propuesta técnica-económica </w:t>
-      </w:r>
-      <w:proofErr w:type="gramStart"/>
-      <w:r>
-        <w:rPr>
-          <w:rFonts w:ascii="Arial" w:hAnsi="Arial" w:cs="Arial"/>
-          <w:lang w:val="es-PE"/>
-        </w:rPr>
-        <w:t>de acuerdo a</w:t>
-      </w:r>
-      <w:proofErr w:type="gramEnd"/>
-      <w:r>
-        <w:rPr>
-          <w:rFonts w:ascii="Arial" w:hAnsi="Arial" w:cs="Arial"/>
-          <w:lang w:val="es-PE"/>
-        </w:rPr>
-        <w:t xml:space="preserve"> los Términos de Referencia y/o Especificaciones Técnicas.</w:t>
+        <w:t>Por medio del presente, hago llegar mi propuesta técnica-económica de acuerdo a los Términos de Referencia y/o Especificaciones Técnicas.</w:t>
       </w:r>
     </w:p>
     <w:p>
@@ -1001,13 +965,6 @@
             </w:pPr>
             <w:r>
               <w:rPr>
-                <w:b/>
-                <w:iCs/>
-              </w:rPr>
-              <w:t xml:space="preserve"> </w:t>
-            </w:r>
-            <w:r>
-              <w:rPr>
                 <w:bCs/>
                 <w:iCs/>
               </w:rPr>
@@ -1075,15 +1032,7 @@
               <w:ind w:left="107" w:right="112"/>
             </w:pPr>
             <w:r>
-              <w:t>Por el servicio propuesto, mi cotización es de S/ {{MONTO</w:t>
-            </w:r>
-            <w:proofErr w:type="gramStart"/>
-            <w:r>
-              <w:t>}}(</w:t>
-            </w:r>
-            <w:proofErr w:type="gramEnd"/>
-            <w:r>
-              <w:t>{{MONTO_EN_LETRAS}}), incluyendo todos los impuestos de ley.</w:t>
+              <w:t>Por el servicio propuesto, mi cotización es de S/ {{MONTO}}({{MONTO_EN_LETRAS}}), incluyendo todos los impuestos de ley.</w:t>
             </w:r>
           </w:p>
         </w:tc>
@@ -1346,72 +1295,6 @@
             <w:r>
               <w:t>Pagos Periódicos</w:t>
             </w:r>
-            <w:r>
-              <w:rPr>
-                <w:spacing w:val="-8"/>
-              </w:rPr>
-              <w:t xml:space="preserve"/>
-            </w:r>
-            <w:r>
-              <w:t/>
-            </w:r>
-            <w:r>
-              <w:rPr>
-                <w:spacing w:val="-8"/>
-              </w:rPr>
-              <w:t xml:space="preserve"/>
-            </w:r>
-            <w:r>
-              <w:t/>
-            </w:r>
-            <w:r>
-              <w:rPr>
-                <w:spacing w:val="-6"/>
-              </w:rPr>
-              <w:t xml:space="preserve"/>
-            </w:r>
-            <w:r>
-              <w:t/>
-            </w:r>
-            <w:r>
-              <w:rPr>
-                <w:spacing w:val="-9"/>
-              </w:rPr>
-              <w:t xml:space="preserve"/>
-            </w:r>
-            <w:r>
-              <w:t/>
-            </w:r>
-            <w:r>
-              <w:rPr>
-                <w:spacing w:val="-9"/>
-              </w:rPr>
-              <w:t xml:space="preserve"/>
-            </w:r>
-            <w:r>
-              <w:t/>
-            </w:r>
-            <w:r>
-              <w:rPr>
-                <w:spacing w:val="-8"/>
-              </w:rPr>
-              <w:t xml:space="preserve"/>
-            </w:r>
-            <w:r>
-              <w:t/>
-            </w:r>
-            <w:r>
-              <w:rPr>
-                <w:spacing w:val="-8"/>
-              </w:rPr>
-              <w:t xml:space="preserve"/>
-            </w:r>
-            <w:r>
-              <w:rPr>
-                <w:spacing w:val="-2"/>
-              </w:rPr>
-              <w:t/>
-            </w:r>
           </w:p>
         </w:tc>
       </w:tr>
@@ -1942,19 +1825,11 @@
               <w:pStyle w:val="TableParagraph"/>
               <w:ind w:left="104"/>
             </w:pPr>
-            <w:proofErr w:type="gramStart"/>
             <w:r>
               <w:rPr>
                 <w:spacing w:val="-5"/>
               </w:rPr>
-              <w:t>( x</w:t>
-            </w:r>
-            <w:proofErr w:type="gramEnd"/>
-            <w:r>
-              <w:rPr>
-                <w:spacing w:val="-5"/>
-              </w:rPr>
-              <w:t xml:space="preserve"> )</w:t>
+              <w:t>( x )</w:t>
             </w:r>
           </w:p>
         </w:tc>
@@ -2053,19 +1928,11 @@
               <w:pStyle w:val="TableParagraph"/>
               <w:ind w:left="104"/>
             </w:pPr>
-            <w:proofErr w:type="gramStart"/>
             <w:r>
               <w:rPr>
                 <w:spacing w:val="-5"/>
               </w:rPr>
-              <w:t>( x</w:t>
-            </w:r>
-            <w:proofErr w:type="gramEnd"/>
-            <w:r>
-              <w:rPr>
-                <w:spacing w:val="-5"/>
-              </w:rPr>
-              <w:t xml:space="preserve"> )</w:t>
+              <w:t>( x )</w:t>
             </w:r>
           </w:p>
         </w:tc>
@@ -4927,21 +4794,7 @@
         <w:rPr>
           <w:rFonts w:ascii="Arial" w:hAnsi="Arial" w:cs="Arial"/>
         </w:rPr>
-        <w:t xml:space="preserve">Que, manifiesto que lo antes mencionado corresponde a la verdad de los hechos y que tengo conocimiento que, si lo declarado resulta falso, estoy sujeto a las acciones que correspondan </w:t>
-      </w:r>
-      <w:proofErr w:type="gramStart"/>
-      <w:r>
-        <w:rPr>
-          <w:rFonts w:ascii="Arial" w:hAnsi="Arial" w:cs="Arial"/>
-        </w:rPr>
-        <w:t>de acuerdo a</w:t>
-      </w:r>
-      <w:proofErr w:type="gramEnd"/>
-      <w:r>
-        <w:rPr>
-          <w:rFonts w:ascii="Arial" w:hAnsi="Arial" w:cs="Arial"/>
-        </w:rPr>
-        <w:t xml:space="preserve"> lo establecido en la normativa vigente, al haber realizado declaración falsa violando el principio de presunción de veracidad, así como en caso de haber incurrido en falsedad, simulación o alteración de la verdad intencionalmente.</w:t>
+        <w:t>Que, manifiesto que lo antes mencionado corresponde a la verdad de los hechos y que tengo conocimiento que, si lo declarado resulta falso, estoy sujeto a las acciones que correspondan de acuerdo a lo establecido en la normativa vigente, al haber realizado declaración falsa violando el principio de presunción de veracidad, así como en caso de haber incurrido en falsedad, simulación o alteración de la verdad intencionalmente.</w:t>
       </w:r>
     </w:p>
     <w:p>
@@ -4968,19 +4821,11 @@
         </w:rPr>
         <w:t xml:space="preserve">Oxapampa, </w:t>
       </w:r>
-      <w:proofErr w:type="gramStart"/>
-      <w:r>
-        <w:rPr>
-          <w:rFonts w:ascii="Arial" w:hAnsi="Arial" w:cs="Arial"/>
-        </w:rPr>
-        <w:t>Abril</w:t>
-      </w:r>
-      <w:proofErr w:type="gramEnd"/>
-      <w:r>
-        <w:rPr>
-          <w:rFonts w:ascii="Arial" w:hAnsi="Arial" w:cs="Arial"/>
-        </w:rPr>
-        <w:t xml:space="preserve"> </w:t>
+      <w:r>
+        <w:rPr>
+          <w:rFonts w:ascii="Arial" w:hAnsi="Arial" w:cs="Arial"/>
+        </w:rPr>
+        <w:t xml:space="preserve">Abril </w:t>
       </w:r>
       <w:r>
         <w:rPr>
@@ -5416,39 +5261,7 @@
           <w:rFonts w:ascii="Arial" w:hAnsi="Arial" w:cs="Arial"/>
           <w:lang w:val="es-PE"/>
         </w:rPr>
-        <w:t xml:space="preserve">No estar incurso en la prohibición de nepotismo conforme a la Ley </w:t>
-      </w:r>
-      <w:proofErr w:type="spellStart"/>
-      <w:r>
-        <w:rPr>
-          <w:rFonts w:ascii="Arial" w:hAnsi="Arial" w:cs="Arial"/>
-          <w:lang w:val="es-PE"/>
-        </w:rPr>
-        <w:t>Nº</w:t>
-      </w:r>
-      <w:proofErr w:type="spellEnd"/>
-      <w:r>
-        <w:rPr>
-          <w:rFonts w:ascii="Arial" w:hAnsi="Arial" w:cs="Arial"/>
-          <w:lang w:val="es-PE"/>
-        </w:rPr>
-        <w:t xml:space="preserve"> 26771, modificada por la Ley </w:t>
-      </w:r>
-      <w:proofErr w:type="spellStart"/>
-      <w:r>
-        <w:rPr>
-          <w:rFonts w:ascii="Arial" w:hAnsi="Arial" w:cs="Arial"/>
-          <w:lang w:val="es-PE"/>
-        </w:rPr>
-        <w:t>Nº</w:t>
-      </w:r>
-      <w:proofErr w:type="spellEnd"/>
-      <w:r>
-        <w:rPr>
-          <w:rFonts w:ascii="Arial" w:hAnsi="Arial" w:cs="Arial"/>
-          <w:lang w:val="es-PE"/>
-        </w:rPr>
-        <w:t xml:space="preserve"> 30294, que establece la prohibición de ejercer la facultad de nombramiento y contratación de personal en el sector público en caso de parentesco.</w:t>
+        <w:t>No estar incurso en la prohibición de nepotismo conforme a la Ley Nº 26771, modificada por la Ley Nº 30294, que establece la prohibición de ejercer la facultad de nombramiento y contratación de personal en el sector público en caso de parentesco.</w:t>
       </w:r>
     </w:p>
     <w:p>
@@ -5514,23 +5327,7 @@
           <w:rFonts w:ascii="Arial" w:hAnsi="Arial" w:cs="Arial"/>
           <w:lang w:val="es-PE"/>
         </w:rPr>
-        <w:t xml:space="preserve">Declaro y garantizo no haber, directa o indirectamente, ofrecido, negociado o efectuado, cualquier pago o, en general, cualquier beneficio o incentivo ilegal </w:t>
-      </w:r>
-      <w:proofErr w:type="gramStart"/>
-      <w:r>
-        <w:rPr>
-          <w:rFonts w:ascii="Arial" w:hAnsi="Arial" w:cs="Arial"/>
-          <w:lang w:val="es-PE"/>
-        </w:rPr>
-        <w:t>en relación al</w:t>
-      </w:r>
-      <w:proofErr w:type="gramEnd"/>
-      <w:r>
-        <w:rPr>
-          <w:rFonts w:ascii="Arial" w:hAnsi="Arial" w:cs="Arial"/>
-          <w:lang w:val="es-PE"/>
-        </w:rPr>
-        <w:t xml:space="preserve"> contrato.</w:t>
+        <w:t>Declaro y garantizo no haber, directa o indirectamente, ofrecido, negociado o efectuado, cualquier pago o, en general, cualquier beneficio o incentivo ilegal en relación al contrato.</w:t>
       </w:r>
     </w:p>
     <w:p>

--- a/plantillas/plantilla_anexos.docx
+++ b/plantillas/plantilla_anexos.docx
@@ -4813,6 +4813,8 @@
         <w:jc w:val="both"/>
         <w:rPr>
           <w:rFonts w:ascii="Arial" w:hAnsi="Arial" w:cs="Arial"/>
+          <w:b/>
+          <w:lang w:val="es-PE"/>
         </w:rPr>
       </w:pPr>
       <w:r>
@@ -4824,46 +4826,10 @@
       <w:r>
         <w:rPr>
           <w:rFonts w:ascii="Arial" w:hAnsi="Arial" w:cs="Arial"/>
-        </w:rPr>
-        <w:t xml:space="preserve">Abril </w:t>
-      </w:r>
-      <w:r>
-        <w:rPr>
-          <w:rFonts w:ascii="Arial" w:hAnsi="Arial" w:cs="Arial"/>
-        </w:rPr>
-        <w:t>de</w:t>
-      </w:r>
-      <w:r>
-        <w:rPr>
-          <w:rFonts w:ascii="Arial" w:hAnsi="Arial" w:cs="Arial"/>
-        </w:rPr>
-        <w:t>l</w:t>
-      </w:r>
-      <w:r>
-        <w:rPr>
-          <w:rFonts w:ascii="Arial" w:hAnsi="Arial" w:cs="Arial"/>
-        </w:rPr>
-        <w:t xml:space="preserve"> 202</w:t>
-      </w:r>
-      <w:r>
-        <w:rPr>
-          <w:rFonts w:ascii="Arial" w:hAnsi="Arial" w:cs="Arial"/>
-        </w:rPr>
-        <w:t>6</w:t>
-      </w:r>
-    </w:p>
-    <w:p>
-      <w:pPr>
-        <w:widowControl/>
-        <w:autoSpaceDE/>
-        <w:autoSpaceDN/>
-        <w:spacing w:after="200" w:line="276" w:lineRule="auto"/>
-        <w:rPr>
-          <w:rFonts w:ascii="Arial" w:hAnsi="Arial" w:cs="Arial"/>
-          <w:b/>
-          <w:lang w:val="es-PE"/>
-        </w:rPr>
-      </w:pPr>
+          <w:lang w:val="pt-PT"/>
+        </w:rPr>
+        <w:t>{{MES}} de {{ANO}}</w:t>
+      </w:r>
     </w:p>
     <w:p>
       <w:pPr>
@@ -5261,7 +5227,39 @@
           <w:rFonts w:ascii="Arial" w:hAnsi="Arial" w:cs="Arial"/>
           <w:lang w:val="es-PE"/>
         </w:rPr>
-        <w:t>No estar incurso en la prohibición de nepotismo conforme a la Ley Nº 26771, modificada por la Ley Nº 30294, que establece la prohibición de ejercer la facultad de nombramiento y contratación de personal en el sector público en caso de parentesco.</w:t>
+        <w:t xml:space="preserve">No estar incurso en la prohibición de nepotismo conforme a la Ley </w:t>
+      </w:r>
+      <w:proofErr w:type="spellStart"/>
+      <w:r>
+        <w:rPr>
+          <w:rFonts w:ascii="Arial" w:hAnsi="Arial" w:cs="Arial"/>
+          <w:lang w:val="es-PE"/>
+        </w:rPr>
+        <w:t>Nº</w:t>
+      </w:r>
+      <w:proofErr w:type="spellEnd"/>
+      <w:r>
+        <w:rPr>
+          <w:rFonts w:ascii="Arial" w:hAnsi="Arial" w:cs="Arial"/>
+          <w:lang w:val="es-PE"/>
+        </w:rPr>
+        <w:t xml:space="preserve"> 26771, modificada por la Ley </w:t>
+      </w:r>
+      <w:proofErr w:type="spellStart"/>
+      <w:r>
+        <w:rPr>
+          <w:rFonts w:ascii="Arial" w:hAnsi="Arial" w:cs="Arial"/>
+          <w:lang w:val="es-PE"/>
+        </w:rPr>
+        <w:t>Nº</w:t>
+      </w:r>
+      <w:proofErr w:type="spellEnd"/>
+      <w:r>
+        <w:rPr>
+          <w:rFonts w:ascii="Arial" w:hAnsi="Arial" w:cs="Arial"/>
+          <w:lang w:val="es-PE"/>
+        </w:rPr>
+        <w:t xml:space="preserve"> 30294, que establece la prohibición de ejercer la facultad de nombramiento y contratación de personal en el sector público en caso de parentesco.</w:t>
       </w:r>
     </w:p>
     <w:p>

--- a/plantillas/plantilla_anexos.docx
+++ b/plantillas/plantilla_anexos.docx
@@ -2970,7 +2970,7 @@
                 <w:rFonts w:ascii="Arial" w:hAnsi="Arial" w:cs="Arial"/>
                 <w:lang w:val="es-PE"/>
               </w:rPr>
-              <w:t>SOLES</w:t>
+              <w:t>CUENTA DIGITAL SOLES</w:t>
             </w:r>
           </w:p>
         </w:tc>
